--- a/docs/CardioSentinel_Research_Execution_Handbook_v1.4.docx
+++ b/docs/CardioSentinel_Research_Execution_Handbook_v1.4.docx
@@ -1266,6 +1266,88 @@
       </w:r>
       <w:r>
         <w:t xml:space="preserve"> Adds §52 the four-layer IPS architecture, §53 the claim-boundary governance framework and the three violations it caught in this repository's own code, §54 the agentic layer, §55 laptop edge simulation with measured throughput, §56 what the IPS layer does not establish. Updates §18 (edge is no longer NOT STARTED), §39, §48, §50 |</w:t>
+      </w:r>
+    </w:p>
+    <w:p>
+      <w:pPr>
+        <w:pStyle w:val="Heading2"/>
+      </w:pPr>
+      <w:r>
+        <w:t>0.5.1 Correction issued after v1.4 merged</w:t>
+      </w:r>
+    </w:p>
+    <w:p>
+      <w:r>
+        <w:rPr>
+          <w:b/>
+        </w:rPr>
+        <w:t>§24's RQ5 row contradicted §18.1 in the same document.</w:t>
+      </w:r>
+      <w:r>
+        <w:t xml:space="preserve"> v1.4 updated §18 to record that an inference path now exists, and left §24 asserting that </w:t>
+      </w:r>
+      <w:r>
+        <w:rPr>
+          <w:i/>
+        </w:rPr>
+        <w:t>"no inference path exists at all"</w:t>
+      </w:r>
+      <w:r>
+        <w:t>. The verdict was right and its stated justification was false — the precise drift this revision existed to remove, reproduced inside it.</w:t>
+      </w:r>
+    </w:p>
+    <w:p>
+      <w:r>
+        <w:t xml:space="preserve">Corrected in the documentation-alignment change that also brought </w:t>
+      </w:r>
+      <w:r>
+        <w:rPr>
+          <w:rFonts w:ascii="Consolas" w:hAnsi="Consolas"/>
+          <w:sz w:val="18"/>
+        </w:rPr>
+        <w:t>README.md</w:t>
+      </w:r>
+      <w:r>
+        <w:t xml:space="preserve">, </w:t>
+      </w:r>
+      <w:r>
+        <w:rPr>
+          <w:rFonts w:ascii="Consolas" w:hAnsi="Consolas"/>
+          <w:sz w:val="18"/>
+        </w:rPr>
+        <w:t>ARCHITECTURE.md</w:t>
+      </w:r>
+      <w:r>
+        <w:t xml:space="preserve">, </w:t>
+      </w:r>
+      <w:r>
+        <w:rPr>
+          <w:rFonts w:ascii="Consolas" w:hAnsi="Consolas"/>
+          <w:sz w:val="18"/>
+        </w:rPr>
+        <w:t>CURRENT_STATE.md</w:t>
+      </w:r>
+      <w:r>
+        <w:t xml:space="preserve"> and </w:t>
+      </w:r>
+      <w:r>
+        <w:rPr>
+          <w:rFonts w:ascii="Consolas" w:hAnsi="Consolas"/>
+          <w:sz w:val="18"/>
+        </w:rPr>
+        <w:t>EXPERIMENT_CATALOGUE.md</w:t>
+      </w:r>
+      <w:r>
+        <w:t xml:space="preserve"> into line with the runtime. </w:t>
+      </w:r>
+      <w:r>
+        <w:rPr>
+          <w:b/>
+        </w:rPr>
+        <w:t>RQ5 remains open</w:t>
+      </w:r>
+      <w:r>
+        <w:t>; a laptop replay is not an edge measurement.</w:t>
       </w:r>
     </w:p>
     <w:p>
@@ -3938,7 +4020,7 @@
               <w:t>Open.</w:t>
             </w:r>
             <w:r>
-              <w:t xml:space="preserve"> E1 not started; no inference path exists at all</w:t>
+              <w:t xml:space="preserve"> An inference path now exists (§18.1, §55) but runs as a laptop replay simulation; no edge-hardware measurement exists</w:t>
             </w:r>
           </w:p>
         </w:tc>
@@ -3948,7 +4030,16 @@
           </w:tcPr>
           <w:p>
             <w:r>
-              <w:t>An edge benchmark. Benchmark-host numbers are not edge measurements (§18)</w:t>
+              <w:t xml:space="preserve">A measurement </w:t>
+            </w:r>
+            <w:r>
+              <w:rPr>
+                <w:b/>
+              </w:rPr>
+              <w:t>on an edge device</w:t>
+            </w:r>
+            <w:r>
+              <w:t>. Neither benchmark-host nor laptop numbers are edge measurements (§18, Appendix A claim 5)</w:t>
             </w:r>
           </w:p>
         </w:tc>

--- a/docs/CardioSentinel_Research_Execution_Handbook_v1.4.docx
+++ b/docs/CardioSentinel_Research_Execution_Handbook_v1.4.docx
@@ -15553,7 +15553,16 @@
         <w:t>This is the evidence that the guard is load-bearing rather than decorative, and it is better evidence than any test written for it.</w:t>
       </w:r>
       <w:r>
-        <w:t xml:space="preserve"> Three separate components, built weeks apart by different reasoning, each tried to state a boundary and each tripped the guard:</w:t>
+        <w:t xml:space="preserve"> Four separate components independently exposed claim-boundary handling failures -- including a </w:t>
+      </w:r>
+      <w:r>
+        <w:rPr>
+          <w:b/>
+        </w:rPr>
+        <w:t>rendering-induced exemption failure in the demonstration layer</w:t>
+      </w:r>
+      <w:r>
+        <w:t>, which is a different and more interesting defect than the other three:</w:t>
       </w:r>
     </w:p>
     <w:tbl>
@@ -15726,7 +15735,102 @@
           </w:p>
         </w:tc>
       </w:tr>
+      <w:tr>
+        <w:tc>
+          <w:tcPr>
+            <w:tcW w:type="dxa" w:w="3437"/>
+          </w:tcPr>
+          <w:p>
+            <w:r>
+              <w:t>4</w:t>
+            </w:r>
+          </w:p>
+        </w:tc>
+        <w:tc>
+          <w:tcPr>
+            <w:tcW w:type="dxa" w:w="3437"/>
+          </w:tcPr>
+          <w:p>
+            <w:r>
+              <w:t>Demonstration console (#93)</w:t>
+            </w:r>
+          </w:p>
+        </w:tc>
+        <w:tc>
+          <w:tcPr>
+            <w:tcW w:type="dxa" w:w="3437"/>
+          </w:tcPr>
+          <w:p>
+            <w:r>
+              <w:rPr>
+                <w:rFonts w:ascii="Consolas" w:hAnsi="Consolas"/>
+                <w:sz w:val="18"/>
+              </w:rPr>
+              <w:t>textwrap</w:t>
+            </w:r>
+            <w:r>
+              <w:t xml:space="preserve"> split the canonical disclaimer across two lines, so the literal exemption stopped matching and a </w:t>
+            </w:r>
+            <w:r>
+              <w:rPr>
+                <w:b/>
+              </w:rPr>
+              <w:t>correct</w:t>
+            </w:r>
+            <w:r>
+              <w:t xml:space="preserve"> output was flagged</w:t>
+            </w:r>
+          </w:p>
+        </w:tc>
+      </w:tr>
     </w:tbl>
+    <w:p>
+      <w:r>
+        <w:rPr>
+          <w:b/>
+        </w:rPr>
+        <w:t>The fourth is the instructive one.</w:t>
+      </w:r>
+      <w:r>
+        <w:t xml:space="preserve"> The first three are the same assertion-versus-disclaimer limitation. The fourth is worse: the guard accepted unwrapped prose and rejected the </w:t>
+      </w:r>
+      <w:r>
+        <w:rPr>
+          <w:i/>
+        </w:rPr>
+        <w:t>identical</w:t>
+      </w:r>
+      <w:r>
+        <w:t xml:space="preserve"> wrapped prose, so its exemption was defeated by </w:t>
+      </w:r>
+      <w:r>
+        <w:rPr>
+          <w:b/>
+        </w:rPr>
+        <w:t>presentation</w:t>
+      </w:r>
+      <w:r>
+        <w:t xml:space="preserve">. Any rendered output would have hit it. </w:t>
+      </w:r>
+      <w:r>
+        <w:rPr>
+          <w:rFonts w:ascii="Consolas" w:hAnsi="Consolas"/>
+          <w:sz w:val="18"/>
+        </w:rPr>
+        <w:t>strip_approved_disclaimers</w:t>
+      </w:r>
+      <w:r>
+        <w:t xml:space="preserve"> is now whitespace-insensitive.</w:t>
+      </w:r>
+    </w:p>
+    <w:p>
+      <w:r>
+        <w:rPr>
+          <w:i/>
+        </w:rPr>
+        <w:t>(A fifth instance appeared in #94's evaluation report, whose reporting rules state their prohibition using the prohibited words. That one is scoped in the test rather than in the guard: the rules are curated constants, and only the report body can overclaim.)</w:t>
+      </w:r>
+    </w:p>
     <w:p>
       <w:r>
         <w:rPr>

--- a/docs/CardioSentinel_Research_Execution_Handbook_v1.4.docx
+++ b/docs/CardioSentinel_Research_Execution_Handbook_v1.4.docx
@@ -1265,7 +1265,7 @@
         <w:t>The system stops being only a pipeline.</w:t>
       </w:r>
       <w:r>
-        <w:t xml:space="preserve"> Adds §52 the four-layer IPS architecture, §53 the claim-boundary governance framework and the three violations it caught in this repository's own code, §54 the agentic layer, §55 laptop edge simulation with measured throughput, §56 what the IPS layer does not establish. Updates §18 (edge is no longer NOT STARTED), §39, §48, §50 |</w:t>
+        <w:t xml:space="preserve"> Adds §52 the four-layer IPS architecture, §53 the claim-boundary governance framework and the five violations it caught in this repository's own code, §54 the agentic layer, §55 laptop edge simulation with measured throughput, §56 what the IPS layer does not establish. Updates §18 (edge is no longer NOT STARTED), §39, §48, §50 |</w:t>
       </w:r>
     </w:p>
     <w:p>
@@ -1348,6 +1348,95 @@
       </w:r>
       <w:r>
         <w:t>; a laptop replay is not an edge measurement.</w:t>
+      </w:r>
+    </w:p>
+    <w:p>
+      <w:pPr>
+        <w:pStyle w:val="Heading2"/>
+      </w:pPr>
+      <w:r>
+        <w:t>0.5.2 Second correction — §53.2 undercounted its own table</w:t>
+      </w:r>
+    </w:p>
+    <w:p>
+      <w:r>
+        <w:rPr>
+          <w:b/>
+        </w:rPr>
+        <w:t>§53.2 drifted twice, in the same place, in consecutive changes.</w:t>
+      </w:r>
+      <w:r>
+        <w:t xml:space="preserve"> #93 added the fourth finding as a table row and updated the lead-in sentence from </w:t>
+      </w:r>
+      <w:r>
+        <w:rPr>
+          <w:i/>
+        </w:rPr>
+        <w:t>three</w:t>
+      </w:r>
+      <w:r>
+        <w:t xml:space="preserve"> to </w:t>
+      </w:r>
+      <w:r>
+        <w:rPr>
+          <w:i/>
+        </w:rPr>
+        <w:t>four</w:t>
+      </w:r>
+      <w:r>
+        <w:t xml:space="preserve">, but left the </w:t>
+      </w:r>
+      <w:r>
+        <w:rPr>
+          <w:b/>
+        </w:rPr>
+        <w:t>heading</w:t>
+      </w:r>
+      <w:r>
+        <w:t xml:space="preserve"> saying three. #94 then found the fifth and recorded it as a </w:t>
+      </w:r>
+      <w:r>
+        <w:rPr>
+          <w:b/>
+        </w:rPr>
+        <w:t>parenthetical</w:t>
+      </w:r>
+      <w:r>
+        <w:t xml:space="preserve"> rather than a row, so the table said four, the heading said three, and the prose said both.</w:t>
+      </w:r>
+    </w:p>
+    <w:p>
+      <w:r>
+        <w:t xml:space="preserve">Corrected here: the heading, the lead-in, the table, §50.3's skeleton row and the v1.4 revision-history entry all now say </w:t>
+      </w:r>
+      <w:r>
+        <w:rPr>
+          <w:b/>
+        </w:rPr>
+        <w:t>five</w:t>
+      </w:r>
+      <w:r>
+        <w:t>, and the fifth finding is a row with its scoping difference stated rather than an aside.</w:t>
+      </w:r>
+    </w:p>
+    <w:p>
+      <w:r>
+        <w:rPr>
+          <w:b/>
+        </w:rPr>
+        <w:t>The lesson is small and general.</w:t>
+      </w:r>
+      <w:r>
+        <w:t xml:space="preserve"> A count written in prose beside a table that grows one row per change will drift, and it drifted fastest in the one section whose subject is a guard that catches exactly this kind of unstated inconsistency. </w:t>
+      </w:r>
+      <w:r>
+        <w:rPr>
+          <w:b/>
+        </w:rPr>
+        <w:t>Nothing about the findings changed</w:t>
+      </w:r>
+      <w:r>
+        <w:t xml:space="preserve"> — all five were already recorded somewhere in the document. Only the count was wrong.</w:t>
       </w:r>
     </w:p>
     <w:p>
@@ -13666,7 +13755,7 @@
               <w:rPr>
                 <w:b/>
               </w:rPr>
-              <w:t>5.6 Three boundaries the guard caught</w:t>
+              <w:t>5.6 Five boundaries the guard caught</w:t>
             </w:r>
             <w:r>
               <w:t xml:space="preserve"> ★</w:t>
@@ -13703,7 +13792,7 @@
         <w:t>§53.2 is the paragraph to write first.</w:t>
       </w:r>
       <w:r>
-        <w:t xml:space="preserve"> Three components, built weeks apart, each independently tried to state a boundary and each tripped the guard. That is stronger evidence than a passing test, because none of the three was written to demonstrate it.</w:t>
+        <w:t xml:space="preserve"> Five components, built weeks apart, each independently tried to state a boundary and each tripped the guard. That is stronger evidence than a passing test, because none of the five was written to demonstrate it.</w:t>
       </w:r>
     </w:p>
     <w:p>
@@ -13767,6 +13856,37 @@
       </w:r>
       <w:r>
         <w:t>.</w:t>
+      </w:r>
+    </w:p>
+    <w:p>
+      <w:r>
+        <w:rPr>
+          <w:b/>
+        </w:rPr>
+        <w:t>The worked outline of this skeleton is `docs/PAPER_OUTLINE_V2.md`</w:t>
+      </w:r>
+      <w:r>
+        <w:t xml:space="preserve">, which supersedes </w:t>
+      </w:r>
+      <w:r>
+        <w:rPr>
+          <w:rFonts w:ascii="Consolas" w:hAnsi="Consolas"/>
+          <w:sz w:val="18"/>
+        </w:rPr>
+        <w:t>PAPER_OUTLINE_V1.md</w:t>
+      </w:r>
+      <w:r>
+        <w:t xml:space="preserve">. V1 was written before §52-§56 existed and does not know about the runtime, the agentic layer or the five claim-boundary findings; it is retained unedited under the </w:t>
+      </w:r>
+      <w:r>
+        <w:rPr>
+          <w:rFonts w:ascii="Consolas" w:hAnsi="Consolas"/>
+          <w:sz w:val="18"/>
+        </w:rPr>
+        <w:t>_V1</w:t>
+      </w:r>
+      <w:r>
+        <w:t xml:space="preserve"> convention rather than corrected.</w:t>
       </w:r>
     </w:p>
     <w:p>
@@ -15542,7 +15662,7 @@
         <w:pStyle w:val="Heading2"/>
       </w:pPr>
       <w:r>
-        <w:t>53.2 The three violations it caught in our own code</w:t>
+        <w:t>53.2 The five violations it caught in our own code</w:t>
       </w:r>
     </w:p>
     <w:p>
@@ -15553,7 +15673,7 @@
         <w:t>This is the evidence that the guard is load-bearing rather than decorative, and it is better evidence than any test written for it.</w:t>
       </w:r>
       <w:r>
-        <w:t xml:space="preserve"> Four separate components independently exposed claim-boundary handling failures -- including a </w:t>
+        <w:t xml:space="preserve"> Five separate components independently exposed claim-boundary handling failures -- including a </w:t>
       </w:r>
       <w:r>
         <w:rPr>
@@ -15562,7 +15682,7 @@
         <w:t>rendering-induced exemption failure in the demonstration layer</w:t>
       </w:r>
       <w:r>
-        <w:t>, which is a different and more interesting defect than the other three:</w:t>
+        <w:t>, which is a different and more interesting defect than the others:</w:t>
       </w:r>
     </w:p>
     <w:tbl>
@@ -15783,6 +15903,62 @@
           </w:p>
         </w:tc>
       </w:tr>
+      <w:tr>
+        <w:tc>
+          <w:tcPr>
+            <w:tcW w:type="dxa" w:w="3437"/>
+          </w:tcPr>
+          <w:p>
+            <w:r>
+              <w:t>5</w:t>
+            </w:r>
+          </w:p>
+        </w:tc>
+        <w:tc>
+          <w:tcPr>
+            <w:tcW w:type="dxa" w:w="3437"/>
+          </w:tcPr>
+          <w:p>
+            <w:r>
+              <w:t>Evaluation report (#94)</w:t>
+            </w:r>
+          </w:p>
+        </w:tc>
+        <w:tc>
+          <w:tcPr>
+            <w:tcW w:type="dxa" w:w="3437"/>
+          </w:tcPr>
+          <w:p>
+            <w:r>
+              <w:t xml:space="preserve">its </w:t>
+            </w:r>
+            <w:r>
+              <w:rPr>
+                <w:b/>
+              </w:rPr>
+              <w:t>reporting rules</w:t>
+            </w:r>
+            <w:r>
+              <w:t xml:space="preserve">, which prohibit a claim by naming it — </w:t>
+            </w:r>
+            <w:r>
+              <w:rPr>
+                <w:i/>
+              </w:rPr>
+              <w:t>"no winner is declared"</w:t>
+            </w:r>
+            <w:r>
+              <w:t xml:space="preserve">, </w:t>
+            </w:r>
+            <w:r>
+              <w:rPr>
+                <w:i/>
+              </w:rPr>
+              <w:t>"neither arm is better"</w:t>
+            </w:r>
+          </w:p>
+        </w:tc>
+      </w:tr>
     </w:tbl>
     <w:p>
       <w:r>
@@ -15826,9 +16002,51 @@
     <w:p>
       <w:r>
         <w:rPr>
+          <w:b/>
+        </w:rPr>
+        <w:t>The fifth is scoped differently from the other four, and the difference is deliberate.</w:t>
+      </w:r>
+      <w:r>
+        <w:t xml:space="preserve"> #94's reporting rules are curated constants, reviewed once by a human rather than generated per alert, so the exemption lives in the evaluation test rather than in the guard. Only the report </w:t>
+      </w:r>
+      <w:r>
+        <w:rPr>
           <w:i/>
         </w:rPr>
-        <w:t>(A fifth instance appeared in #94's evaluation report, whose reporting rules state their prohibition using the prohibited words. That one is scoped in the test rather than in the guard: the rules are curated constants, and only the report body can overclaim.)</w:t>
+        <w:t>body</w:t>
+      </w:r>
+      <w:r>
+        <w:t xml:space="preserve"> can overclaim, and that is what </w:t>
+      </w:r>
+      <w:r>
+        <w:rPr>
+          <w:rFonts w:ascii="Consolas" w:hAnsi="Consolas"/>
+          <w:sz w:val="18"/>
+        </w:rPr>
+        <w:t>audit</w:t>
+      </w:r>
+      <w:r>
+        <w:t xml:space="preserve"> is pointed at. Registering the rules in </w:t>
+      </w:r>
+      <w:r>
+        <w:rPr>
+          <w:rFonts w:ascii="Consolas" w:hAnsi="Consolas"/>
+          <w:sz w:val="18"/>
+        </w:rPr>
+        <w:t>APPROVED_DISCLAIMERS</w:t>
+      </w:r>
+      <w:r>
+        <w:t xml:space="preserve"> would have widened a global exemption to buy nothing, which is the same reasoning that made </w:t>
+      </w:r>
+      <w:r>
+        <w:rPr>
+          <w:rFonts w:ascii="Consolas" w:hAnsi="Consolas"/>
+          <w:sz w:val="18"/>
+        </w:rPr>
+        <w:t>quoting=</w:t>
+      </w:r>
+      <w:r>
+        <w:t xml:space="preserve"> caller-declared in the first place.</w:t>
       </w:r>
     </w:p>
     <w:p>
